--- a/1接口模板.docx
+++ b/1接口模板.docx
@@ -293,6 +293,17 @@
         <w:t>实例方法</w:t>
       </w:r>
     </w:p>
+    <w:p>
+      <w:pPr>
+        <w:pStyle w:val="2"/>
+      </w:pPr>
+      <w:r>
+        <w:rPr>
+          <w:rFonts w:hint="eastAsia"/>
+        </w:rPr>
+        <w:t>事件</w:t>
+      </w:r>
+    </w:p>
     <w:sectPr>
       <w:headerReference w:type="even" r:id="rId8"/>
       <w:headerReference w:type="default" r:id="rId9"/>
@@ -445,8 +456,44 @@
   <w:p>
     <w:pPr>
       <w:pStyle w:val="a3"/>
-      <w:ind w:firstLine="360"/>
+      <w:ind w:firstLineChars="0" w:firstLine="0"/>
     </w:pPr>
+    <w:r>
+      <w:rPr>
+        <w:rFonts w:hint="eastAsia"/>
+      </w:rPr>
+      <w:t>2024</w:t>
+    </w:r>
+    <w:r>
+      <w:rPr>
+        <w:rFonts w:hint="eastAsia"/>
+      </w:rPr>
+      <w:t>年</w:t>
+    </w:r>
+    <w:r>
+      <w:rPr>
+        <w:rFonts w:hint="eastAsia"/>
+      </w:rPr>
+      <w:t>5</w:t>
+    </w:r>
+    <w:r>
+      <w:rPr>
+        <w:rFonts w:hint="eastAsia"/>
+      </w:rPr>
+      <w:t>月</w:t>
+    </w:r>
+    <w:r>
+      <w:rPr>
+        <w:rFonts w:hint="eastAsia"/>
+      </w:rPr>
+      <w:t>26</w:t>
+    </w:r>
+    <w:r>
+      <w:rPr>
+        <w:rFonts w:hint="eastAsia"/>
+      </w:rPr>
+      <w:t>日</w:t>
+    </w:r>
   </w:p>
 </w:hdr>
 </file>

--- a/1接口模板.docx
+++ b/1接口模板.docx
@@ -75,7 +75,7 @@
     </w:p>
     <w:tbl>
       <w:tblPr>
-        <w:tblStyle w:val="af0"/>
+        <w:tblStyle w:val="af3"/>
         <w:tblW w:w="0" w:type="auto"/>
         <w:tblLook w:val="04A0" w:firstRow="1" w:lastRow="0" w:firstColumn="1" w:lastColumn="0" w:noHBand="0" w:noVBand="1"/>
       </w:tblPr>
@@ -84,30 +84,23 @@
         <w:gridCol w:w="4261"/>
       </w:tblGrid>
       <w:tr>
+        <w:trPr>
+          <w:cnfStyle w:val="100000000000" w:firstRow="1" w:lastRow="0" w:firstColumn="0" w:lastColumn="0" w:oddVBand="0" w:evenVBand="0" w:oddHBand="0" w:evenHBand="0" w:firstRowFirstColumn="0" w:firstRowLastColumn="0" w:lastRowFirstColumn="0" w:lastRowLastColumn="0"/>
+        </w:trPr>
         <w:tc>
           <w:tcPr>
             <w:tcW w:w="4261" w:type="dxa"/>
-            <w:tcBorders>
-              <w:top w:val="single" w:sz="12" w:space="0" w:color="auto"/>
-              <w:left w:val="nil"/>
-              <w:bottom w:val="single" w:sz="6" w:space="0" w:color="auto"/>
-              <w:right w:val="nil"/>
-            </w:tcBorders>
           </w:tcPr>
           <w:p>
             <w:pPr>
               <w:pStyle w:val="af1"/>
-              <w:ind w:firstLine="360"/>
-              <w:jc w:val="center"/>
               <w:rPr>
-                <w:sz w:val="18"/>
                 <w:szCs w:val="18"/>
               </w:rPr>
             </w:pPr>
             <w:r>
               <w:rPr>
                 <w:rFonts w:hint="eastAsia"/>
-                <w:sz w:val="18"/>
                 <w:szCs w:val="18"/>
               </w:rPr>
               <w:t>参数名称</w:t>
@@ -117,27 +110,16 @@
         <w:tc>
           <w:tcPr>
             <w:tcW w:w="4261" w:type="dxa"/>
-            <w:tcBorders>
-              <w:top w:val="single" w:sz="12" w:space="0" w:color="auto"/>
-              <w:left w:val="nil"/>
-              <w:bottom w:val="single" w:sz="6" w:space="0" w:color="auto"/>
-              <w:right w:val="nil"/>
-            </w:tcBorders>
           </w:tcPr>
           <w:p>
             <w:pPr>
               <w:pStyle w:val="af1"/>
-              <w:ind w:firstLine="360"/>
-              <w:jc w:val="center"/>
               <w:rPr>
-                <w:sz w:val="18"/>
                 <w:szCs w:val="18"/>
               </w:rPr>
             </w:pPr>
             <w:r>
               <w:rPr>
-                <w:rFonts w:hint="eastAsia"/>
-                <w:sz w:val="18"/>
                 <w:szCs w:val="18"/>
               </w:rPr>
               <w:t>参数描述</w:t>
@@ -149,20 +131,11 @@
         <w:tc>
           <w:tcPr>
             <w:tcW w:w="4261" w:type="dxa"/>
-            <w:tcBorders>
-              <w:top w:val="single" w:sz="6" w:space="0" w:color="auto"/>
-              <w:left w:val="nil"/>
-              <w:bottom w:val="nil"/>
-              <w:right w:val="nil"/>
-            </w:tcBorders>
           </w:tcPr>
           <w:p>
             <w:pPr>
               <w:pStyle w:val="af1"/>
-              <w:ind w:firstLine="360"/>
-              <w:jc w:val="center"/>
               <w:rPr>
-                <w:sz w:val="18"/>
                 <w:szCs w:val="18"/>
               </w:rPr>
             </w:pPr>
@@ -171,20 +144,11 @@
         <w:tc>
           <w:tcPr>
             <w:tcW w:w="4261" w:type="dxa"/>
-            <w:tcBorders>
-              <w:top w:val="single" w:sz="6" w:space="0" w:color="auto"/>
-              <w:left w:val="nil"/>
-              <w:bottom w:val="nil"/>
-              <w:right w:val="nil"/>
-            </w:tcBorders>
           </w:tcPr>
           <w:p>
             <w:pPr>
               <w:pStyle w:val="af1"/>
-              <w:ind w:firstLine="360"/>
-              <w:jc w:val="center"/>
               <w:rPr>
-                <w:sz w:val="18"/>
                 <w:szCs w:val="18"/>
               </w:rPr>
             </w:pPr>
@@ -195,20 +159,11 @@
         <w:tc>
           <w:tcPr>
             <w:tcW w:w="4261" w:type="dxa"/>
-            <w:tcBorders>
-              <w:top w:val="nil"/>
-              <w:left w:val="nil"/>
-              <w:bottom w:val="single" w:sz="12" w:space="0" w:color="auto"/>
-              <w:right w:val="nil"/>
-            </w:tcBorders>
           </w:tcPr>
           <w:p>
             <w:pPr>
               <w:pStyle w:val="af1"/>
-              <w:ind w:firstLine="360"/>
-              <w:jc w:val="center"/>
               <w:rPr>
-                <w:sz w:val="18"/>
                 <w:szCs w:val="18"/>
               </w:rPr>
             </w:pPr>
@@ -217,20 +172,39 @@
         <w:tc>
           <w:tcPr>
             <w:tcW w:w="4261" w:type="dxa"/>
-            <w:tcBorders>
-              <w:top w:val="nil"/>
-              <w:left w:val="nil"/>
-              <w:bottom w:val="single" w:sz="12" w:space="0" w:color="auto"/>
-              <w:right w:val="nil"/>
-            </w:tcBorders>
           </w:tcPr>
           <w:p>
             <w:pPr>
               <w:pStyle w:val="af1"/>
-              <w:ind w:firstLine="360"/>
-              <w:jc w:val="center"/>
               <w:rPr>
-                <w:sz w:val="18"/>
+                <w:szCs w:val="18"/>
+              </w:rPr>
+            </w:pPr>
+          </w:p>
+        </w:tc>
+      </w:tr>
+      <w:tr>
+        <w:tc>
+          <w:tcPr>
+            <w:tcW w:w="4261" w:type="dxa"/>
+          </w:tcPr>
+          <w:p>
+            <w:pPr>
+              <w:pStyle w:val="af1"/>
+              <w:rPr>
+                <w:szCs w:val="18"/>
+              </w:rPr>
+            </w:pPr>
+          </w:p>
+        </w:tc>
+        <w:tc>
+          <w:tcPr>
+            <w:tcW w:w="4261" w:type="dxa"/>
+          </w:tcPr>
+          <w:p>
+            <w:pPr>
+              <w:pStyle w:val="af1"/>
+              <w:rPr>
                 <w:szCs w:val="18"/>
               </w:rPr>
             </w:pPr>
@@ -238,6 +212,7 @@
         </w:tc>
       </w:tr>
     </w:tbl>
+    <w:p/>
     <w:p>
       <w:pPr>
         <w:pStyle w:val="3"/>
@@ -459,40 +434,7 @@
       <w:ind w:firstLineChars="0" w:firstLine="0"/>
     </w:pPr>
     <w:r>
-      <w:rPr>
-        <w:rFonts w:hint="eastAsia"/>
-      </w:rPr>
-      <w:t>2024</w:t>
-    </w:r>
-    <w:r>
-      <w:rPr>
-        <w:rFonts w:hint="eastAsia"/>
-      </w:rPr>
-      <w:t>年</w:t>
-    </w:r>
-    <w:r>
-      <w:rPr>
-        <w:rFonts w:hint="eastAsia"/>
-      </w:rPr>
-      <w:t>5</w:t>
-    </w:r>
-    <w:r>
-      <w:rPr>
-        <w:rFonts w:hint="eastAsia"/>
-      </w:rPr>
-      <w:t>月</w:t>
-    </w:r>
-    <w:r>
-      <w:rPr>
-        <w:rFonts w:hint="eastAsia"/>
-      </w:rPr>
-      <w:t>26</w:t>
-    </w:r>
-    <w:r>
-      <w:rPr>
-        <w:rFonts w:hint="eastAsia"/>
-      </w:rPr>
-      <w:t>日</w:t>
+      <w:t>6/10/2024</w:t>
     </w:r>
   </w:p>
 </w:hdr>
@@ -2755,22 +2697,57 @@
     <w:name w:val="表格内容"/>
     <w:basedOn w:val="a"/>
     <w:link w:val="af2"/>
+    <w:autoRedefine/>
     <w:qFormat/>
-    <w:rsid w:val="007C0A10"/>
+    <w:rsid w:val="00260E21"/>
     <w:pPr>
       <w:ind w:firstLineChars="0" w:firstLine="0"/>
+      <w:jc w:val="center"/>
     </w:pPr>
+    <w:rPr>
+      <w:sz w:val="18"/>
+    </w:rPr>
   </w:style>
   <w:style w:type="character" w:customStyle="1" w:styleId="af2">
     <w:name w:val="表格内容 字符"/>
     <w:basedOn w:val="a0"/>
     <w:link w:val="af1"/>
-    <w:rsid w:val="007C0A10"/>
+    <w:rsid w:val="00260E21"/>
     <w:rPr>
       <w:rFonts w:ascii="Times New Roman" w:eastAsia="宋体" w:hAnsi="Times New Roman" w:cs="Times New Roman"/>
-      <w:sz w:val="24"/>
+      <w:sz w:val="18"/>
       <w:szCs w:val="24"/>
     </w:rPr>
+  </w:style>
+  <w:style w:type="table" w:customStyle="1" w:styleId="af3">
+    <w:name w:val="默认表格样式"/>
+    <w:basedOn w:val="a1"/>
+    <w:uiPriority w:val="99"/>
+    <w:rsid w:val="00B15823"/>
+    <w:pPr>
+      <w:adjustRightInd w:val="0"/>
+      <w:snapToGrid w:val="0"/>
+      <w:jc w:val="center"/>
+    </w:pPr>
+    <w:rPr>
+      <w:rFonts w:ascii="Times New Roman" w:eastAsia="宋体" w:hAnsi="Times New Roman"/>
+      <w:sz w:val="18"/>
+    </w:rPr>
+    <w:tblPr>
+      <w:tblBorders>
+        <w:top w:val="single" w:sz="12" w:space="0" w:color="auto"/>
+        <w:bottom w:val="single" w:sz="12" w:space="0" w:color="auto"/>
+      </w:tblBorders>
+    </w:tblPr>
+    <w:tblStylePr w:type="firstRow">
+      <w:tblPr/>
+      <w:tcPr>
+        <w:tcBorders>
+          <w:bottom w:val="single" w:sz="6" w:space="0" w:color="000000" w:themeColor="text1"/>
+        </w:tcBorders>
+        <w:shd w:val="clear" w:color="auto" w:fill="FFFFFF" w:themeFill="background1"/>
+      </w:tcPr>
+    </w:tblStylePr>
   </w:style>
 </w:styles>
 </file>
